--- a/entregables/evaluacion_profesor/SRS_No_Aplica_Localito.docx
+++ b/entregables/evaluacion_profesor/SRS_No_Aplica_Localito.docx
@@ -4,303 +4,78 @@
   <w:body>
     <w:p>
       <w:pPr>
-        <w:jc w:val="center"/>
+        <w:spacing w:before="760"/>
       </w:pPr>
       <w:r>
         <w:rPr>
-          <w:rFonts w:ascii="Arial" w:hAnsi="Arial"/>
           <w:b/>
-          <w:color w:val="17365D"/>
-          <w:sz w:val="64"/>
         </w:rPr>
-        <w:t>LOCALITO</w:t>
+        <w:t>DUOC UC PLAZA NORTE</w:t>
       </w:r>
     </w:p>
     <w:p>
       <w:pPr>
-        <w:jc w:val="center"/>
+        <w:pStyle w:val="Title"/>
+        <w:spacing w:before="480" w:after="360"/>
       </w:pPr>
       <w:r>
-        <w:rPr>
-          <w:rFonts w:ascii="Arial" w:hAnsi="Arial"/>
-          <w:b/>
-          <w:color w:val="2F5597"/>
-          <w:sz w:val="44"/>
-        </w:rPr>
-        <w:t>SRS — No aplica como artefacto principal</w:t>
+        <w:t>Aplicabilidad de SRS y gestión de requisitos de Localito</w:t>
       </w:r>
     </w:p>
     <w:p>
       <w:pPr>
-        <w:jc w:val="center"/>
+        <w:pStyle w:val="Subtitle"/>
       </w:pPr>
       <w:r>
-        <w:rPr>
-          <w:rFonts w:ascii="Arial" w:hAnsi="Arial"/>
-          <w:i/>
-          <w:sz w:val="24"/>
-        </w:rPr>
-        <w:t>Justificación metodológica del criterio</w:t>
+        <w:t>Proyecto Capstone de Ingeniería en Informática</w:t>
       </w:r>
     </w:p>
-    <w:p/>
-    <w:tbl>
-      <w:tblPr>
-        <w:tblStyle w:val="TableGrid"/>
-        <w:tblW w:type="auto" w:w="0"/>
-        <w:jc w:val="center"/>
-        <w:tblLook w:firstColumn="1" w:firstRow="1" w:lastColumn="0" w:lastRow="0" w:noHBand="0" w:noVBand="1" w:val="04A0"/>
-      </w:tblPr>
-      <w:tblGrid>
-        <w:gridCol w:w="4929"/>
-        <w:gridCol w:w="4929"/>
-      </w:tblGrid>
-      <w:tr>
-        <w:tc>
-          <w:tcPr>
-            <w:tcW w:type="dxa" w:w="4929"/>
-            <w:shd w:fill="D9EAF7"/>
-            <w:tcMar>
-              <w:top w:w="80" w:type="dxa"/>
-              <w:start w:w="90" w:type="dxa"/>
-              <w:bottom w:w="80" w:type="dxa"/>
-              <w:end w:w="90" w:type="dxa"/>
-            </w:tcMar>
-            <w:vAlign w:val="center"/>
-          </w:tcPr>
-          <w:p>
-            <w:r>
-              <w:rPr>
-                <w:b/>
-              </w:rPr>
-              <w:t>Proyecto</w:t>
-            </w:r>
-          </w:p>
-        </w:tc>
-        <w:tc>
-          <w:tcPr>
-            <w:tcW w:type="dxa" w:w="4929"/>
-            <w:tcMar>
-              <w:top w:w="80" w:type="dxa"/>
-              <w:start w:w="90" w:type="dxa"/>
-              <w:bottom w:w="80" w:type="dxa"/>
-              <w:end w:w="90" w:type="dxa"/>
-            </w:tcMar>
-            <w:vAlign w:val="center"/>
-          </w:tcPr>
-          <w:p>
-            <w:r>
-              <w:t>Localito — PWA SaaS para comercios de barrio</w:t>
-            </w:r>
-          </w:p>
-        </w:tc>
-      </w:tr>
-      <w:tr>
-        <w:tc>
-          <w:tcPr>
-            <w:tcW w:type="dxa" w:w="4929"/>
-            <w:shd w:fill="D9EAF7"/>
-            <w:tcMar>
-              <w:top w:w="80" w:type="dxa"/>
-              <w:start w:w="90" w:type="dxa"/>
-              <w:bottom w:w="80" w:type="dxa"/>
-              <w:end w:w="90" w:type="dxa"/>
-            </w:tcMar>
-            <w:vAlign w:val="center"/>
-          </w:tcPr>
-          <w:p>
-            <w:r>
-              <w:rPr>
-                <w:b/>
-              </w:rPr>
-              <w:t>Programa</w:t>
-            </w:r>
-          </w:p>
-        </w:tc>
-        <w:tc>
-          <w:tcPr>
-            <w:tcW w:type="dxa" w:w="4929"/>
-            <w:tcMar>
-              <w:top w:w="80" w:type="dxa"/>
-              <w:start w:w="90" w:type="dxa"/>
-              <w:bottom w:w="80" w:type="dxa"/>
-              <w:end w:w="90" w:type="dxa"/>
-            </w:tcMar>
-            <w:vAlign w:val="center"/>
-          </w:tcPr>
-          <w:p>
-            <w:r>
-              <w:t>Ingeniería en Informática · Capstone 2026</w:t>
-            </w:r>
-          </w:p>
-        </w:tc>
-      </w:tr>
-      <w:tr>
-        <w:tc>
-          <w:tcPr>
-            <w:tcW w:type="dxa" w:w="4929"/>
-            <w:shd w:fill="D9EAF7"/>
-            <w:tcMar>
-              <w:top w:w="80" w:type="dxa"/>
-              <w:start w:w="90" w:type="dxa"/>
-              <w:bottom w:w="80" w:type="dxa"/>
-              <w:end w:w="90" w:type="dxa"/>
-            </w:tcMar>
-            <w:vAlign w:val="center"/>
-          </w:tcPr>
-          <w:p>
-            <w:r>
-              <w:rPr>
-                <w:b/>
-              </w:rPr>
-              <w:t>Metodología</w:t>
-            </w:r>
-          </w:p>
-        </w:tc>
-        <w:tc>
-          <w:tcPr>
-            <w:tcW w:type="dxa" w:w="4929"/>
-            <w:tcMar>
-              <w:top w:w="80" w:type="dxa"/>
-              <w:start w:w="90" w:type="dxa"/>
-              <w:bottom w:w="80" w:type="dxa"/>
-              <w:end w:w="90" w:type="dxa"/>
-            </w:tcMar>
-            <w:vAlign w:val="center"/>
-          </w:tcPr>
-          <w:p>
-            <w:r>
-              <w:t>Scrum · Gestión activa en Trello</w:t>
-            </w:r>
-          </w:p>
-        </w:tc>
-      </w:tr>
-      <w:tr>
-        <w:tc>
-          <w:tcPr>
-            <w:tcW w:type="dxa" w:w="4929"/>
-            <w:shd w:fill="D9EAF7"/>
-            <w:tcMar>
-              <w:top w:w="80" w:type="dxa"/>
-              <w:start w:w="90" w:type="dxa"/>
-              <w:bottom w:w="80" w:type="dxa"/>
-              <w:end w:w="90" w:type="dxa"/>
-            </w:tcMar>
-            <w:vAlign w:val="center"/>
-          </w:tcPr>
-          <w:p>
-            <w:r>
-              <w:rPr>
-                <w:b/>
-              </w:rPr>
-              <w:t>Corte documental</w:t>
-            </w:r>
-          </w:p>
-        </w:tc>
-        <w:tc>
-          <w:tcPr>
-            <w:tcW w:type="dxa" w:w="4929"/>
-            <w:tcMar>
-              <w:top w:w="80" w:type="dxa"/>
-              <w:start w:w="90" w:type="dxa"/>
-              <w:bottom w:w="80" w:type="dxa"/>
-              <w:end w:w="90" w:type="dxa"/>
-            </w:tcMar>
-            <w:vAlign w:val="center"/>
-          </w:tcPr>
-          <w:p>
-            <w:r>
-              <w:t>03 de octubre de 2026</w:t>
-            </w:r>
-          </w:p>
-        </w:tc>
-      </w:tr>
-      <w:tr>
-        <w:tc>
-          <w:tcPr>
-            <w:tcW w:type="dxa" w:w="4929"/>
-            <w:shd w:fill="D9EAF7"/>
-            <w:tcMar>
-              <w:top w:w="80" w:type="dxa"/>
-              <w:start w:w="90" w:type="dxa"/>
-              <w:bottom w:w="80" w:type="dxa"/>
-              <w:end w:w="90" w:type="dxa"/>
-            </w:tcMar>
-            <w:vAlign w:val="center"/>
-          </w:tcPr>
-          <w:p>
-            <w:r>
-              <w:rPr>
-                <w:b/>
-              </w:rPr>
-              <w:t>Criterio de evaluación</w:t>
-            </w:r>
-          </w:p>
-        </w:tc>
-        <w:tc>
-          <w:tcPr>
-            <w:tcW w:type="dxa" w:w="4929"/>
-            <w:tcMar>
-              <w:top w:w="80" w:type="dxa"/>
-              <w:start w:w="90" w:type="dxa"/>
-              <w:bottom w:w="80" w:type="dxa"/>
-              <w:end w:w="90" w:type="dxa"/>
-            </w:tcMar>
-            <w:vAlign w:val="center"/>
-          </w:tcPr>
-          <w:p>
-            <w:r>
-              <w:t>8 · SRS</w:t>
-            </w:r>
-          </w:p>
-        </w:tc>
-      </w:tr>
-    </w:tbl>
-    <w:p/>
     <w:p>
       <w:pPr>
-        <w:jc w:val="center"/>
+        <w:pStyle w:val="Subtitle"/>
+      </w:pPr>
+      <w:r>
+        <w:t>Localito PWA SaaS para gestión de pequeños comercios</w:t>
+      </w:r>
+    </w:p>
+    <w:p>
+      <w:pPr>
+        <w:spacing w:before="760"/>
       </w:pPr>
       <w:r>
         <w:rPr>
           <w:b/>
-          <w:color w:val="17365D"/>
-          <w:sz w:val="22"/>
         </w:rPr>
-        <w:t>Equipo Scrum</w:t>
+        <w:t>Autores</w:t>
+      </w:r>
+    </w:p>
+    <w:p>
+      <w:r>
+        <w:t>Camilo González</w:t>
+        <w:br/>
+        <w:t>Alexander Patiño</w:t>
+        <w:br/>
+        <w:t>Samuel Solís</w:t>
+      </w:r>
+    </w:p>
+    <w:p>
+      <w:r>
+        <w:t>Docente Álvaro Andrés Mellado Pimentel</w:t>
+      </w:r>
+    </w:p>
+    <w:p>
+      <w:r>
+        <w:t>Versión documental revisada</w:t>
+        <w:br/>
+        <w:t>Corte del proyecto 03 de octubre de 2026</w:t>
       </w:r>
     </w:p>
     <w:p>
       <w:pPr>
-        <w:jc w:val="center"/>
+        <w:spacing w:before="400"/>
       </w:pPr>
       <w:r>
-        <w:rPr>
-          <w:sz w:val="19"/>
-        </w:rPr>
-        <w:t>Alexander Patiño — Product Owner</w:t>
-      </w:r>
-    </w:p>
-    <w:p>
-      <w:pPr>
-        <w:jc w:val="center"/>
-      </w:pPr>
-      <w:r>
-        <w:rPr>
-          <w:sz w:val="19"/>
-        </w:rPr>
-        <w:t>Samuel Solís — Scrum Master</w:t>
-      </w:r>
-    </w:p>
-    <w:p>
-      <w:pPr>
-        <w:jc w:val="center"/>
-      </w:pPr>
-      <w:r>
-        <w:rPr>
-          <w:sz w:val="19"/>
-        </w:rPr>
-        <w:t>Camilo González — Developer</w:t>
+        <w:t>Este documento desarrolla aplicabilidad de srs y gestión de requisitos con evidencia del repositorio y referencias públicas. Distingue implementación, resultados históricos y mejoras pendientes.</w:t>
       </w:r>
     </w:p>
     <w:p>
@@ -313,473 +88,607 @@
         <w:pStyle w:val="Heading1"/>
       </w:pPr>
       <w:r>
-        <w:t>Control documental</w:t>
+        <w:t>Índice</w:t>
       </w:r>
     </w:p>
-    <w:tbl>
-      <w:tblPr>
-        <w:tblStyle w:val="TableGrid"/>
-        <w:tblW w:type="auto" w:w="0"/>
-        <w:jc w:val="center"/>
-        <w:tblLook w:firstColumn="1" w:firstRow="1" w:lastColumn="0" w:lastRow="0" w:noHBand="0" w:noVBand="1" w:val="04A0"/>
-      </w:tblPr>
-      <w:tblGrid>
-        <w:gridCol w:w="4929"/>
-        <w:gridCol w:w="4929"/>
-      </w:tblGrid>
-      <w:tr>
-        <w:trPr>
-          <w:tblHeader w:val="true"/>
-        </w:trPr>
-        <w:tc>
-          <w:tcPr>
-            <w:tcW w:type="dxa" w:w="2268"/>
-            <w:shd w:fill="17365D"/>
-            <w:tcMar>
-              <w:top w:w="80" w:type="dxa"/>
-              <w:start w:w="90" w:type="dxa"/>
-              <w:bottom w:w="80" w:type="dxa"/>
-              <w:end w:w="90" w:type="dxa"/>
-            </w:tcMar>
-          </w:tcPr>
-          <w:p>
-            <w:r>
-              <w:rPr>
-                <w:rFonts w:ascii="Arial" w:hAnsi="Arial"/>
-                <w:b/>
-                <w:color w:val="FFFFFF"/>
-                <w:sz w:val="18"/>
-              </w:rPr>
-              <w:t>Campo</w:t>
-            </w:r>
-          </w:p>
-        </w:tc>
-        <w:tc>
-          <w:tcPr>
-            <w:tcW w:type="dxa" w:w="6803"/>
-            <w:shd w:fill="17365D"/>
-            <w:tcMar>
-              <w:top w:w="80" w:type="dxa"/>
-              <w:start w:w="90" w:type="dxa"/>
-              <w:bottom w:w="80" w:type="dxa"/>
-              <w:end w:w="90" w:type="dxa"/>
-            </w:tcMar>
-          </w:tcPr>
-          <w:p>
-            <w:r>
-              <w:rPr>
-                <w:rFonts w:ascii="Arial" w:hAnsi="Arial"/>
-                <w:b/>
-                <w:color w:val="FFFFFF"/>
-                <w:sz w:val="18"/>
-              </w:rPr>
-              <w:t>Valor</w:t>
-            </w:r>
-          </w:p>
-        </w:tc>
-      </w:tr>
-      <w:tr>
-        <w:tc>
-          <w:tcPr>
-            <w:tcW w:type="dxa" w:w="2268"/>
-            <w:tcMar>
-              <w:top w:w="80" w:type="dxa"/>
-              <w:start w:w="90" w:type="dxa"/>
-              <w:bottom w:w="80" w:type="dxa"/>
-              <w:end w:w="90" w:type="dxa"/>
-            </w:tcMar>
-          </w:tcPr>
-          <w:p>
-            <w:r>
-              <w:rPr>
-                <w:rFonts w:ascii="Arial" w:hAnsi="Arial"/>
-                <w:sz w:val="18"/>
-              </w:rPr>
-              <w:t>Versión</w:t>
-            </w:r>
-          </w:p>
-        </w:tc>
-        <w:tc>
-          <w:tcPr>
-            <w:tcW w:type="dxa" w:w="6803"/>
-            <w:tcMar>
-              <w:top w:w="80" w:type="dxa"/>
-              <w:start w:w="90" w:type="dxa"/>
-              <w:bottom w:w="80" w:type="dxa"/>
-              <w:end w:w="90" w:type="dxa"/>
-            </w:tcMar>
-          </w:tcPr>
-          <w:p>
-            <w:r>
-              <w:rPr>
-                <w:rFonts w:ascii="Arial" w:hAnsi="Arial"/>
-                <w:sz w:val="18"/>
-              </w:rPr>
-              <w:t>2.0</w:t>
-            </w:r>
-          </w:p>
-        </w:tc>
-      </w:tr>
-      <w:tr>
-        <w:tc>
-          <w:tcPr>
-            <w:tcW w:type="dxa" w:w="2268"/>
-            <w:tcMar>
-              <w:top w:w="80" w:type="dxa"/>
-              <w:start w:w="90" w:type="dxa"/>
-              <w:bottom w:w="80" w:type="dxa"/>
-              <w:end w:w="90" w:type="dxa"/>
-            </w:tcMar>
-            <w:shd w:fill="F8FBFE"/>
-          </w:tcPr>
-          <w:p>
-            <w:r>
-              <w:rPr>
-                <w:rFonts w:ascii="Arial" w:hAnsi="Arial"/>
-                <w:sz w:val="18"/>
-              </w:rPr>
-              <w:t>Fecha</w:t>
-            </w:r>
-          </w:p>
-        </w:tc>
-        <w:tc>
-          <w:tcPr>
-            <w:tcW w:type="dxa" w:w="6803"/>
-            <w:tcMar>
-              <w:top w:w="80" w:type="dxa"/>
-              <w:start w:w="90" w:type="dxa"/>
-              <w:bottom w:w="80" w:type="dxa"/>
-              <w:end w:w="90" w:type="dxa"/>
-            </w:tcMar>
-            <w:shd w:fill="F8FBFE"/>
-          </w:tcPr>
-          <w:p>
-            <w:r>
-              <w:rPr>
-                <w:rFonts w:ascii="Arial" w:hAnsi="Arial"/>
-                <w:sz w:val="18"/>
-              </w:rPr>
-              <w:t>03-10-2026</w:t>
-            </w:r>
-          </w:p>
-        </w:tc>
-      </w:tr>
-      <w:tr>
-        <w:tc>
-          <w:tcPr>
-            <w:tcW w:type="dxa" w:w="2268"/>
-            <w:tcMar>
-              <w:top w:w="80" w:type="dxa"/>
-              <w:start w:w="90" w:type="dxa"/>
-              <w:bottom w:w="80" w:type="dxa"/>
-              <w:end w:w="90" w:type="dxa"/>
-            </w:tcMar>
-          </w:tcPr>
-          <w:p>
-            <w:r>
-              <w:rPr>
-                <w:rFonts w:ascii="Arial" w:hAnsi="Arial"/>
-                <w:sz w:val="18"/>
-              </w:rPr>
-              <w:t>Estado</w:t>
-            </w:r>
-          </w:p>
-        </w:tc>
-        <w:tc>
-          <w:tcPr>
-            <w:tcW w:type="dxa" w:w="6803"/>
-            <w:tcMar>
-              <w:top w:w="80" w:type="dxa"/>
-              <w:start w:w="90" w:type="dxa"/>
-              <w:bottom w:w="80" w:type="dxa"/>
-              <w:end w:w="90" w:type="dxa"/>
-            </w:tcMar>
-          </w:tcPr>
-          <w:p>
-            <w:r>
-              <w:rPr>
-                <w:rFonts w:ascii="Arial" w:hAnsi="Arial"/>
-                <w:sz w:val="18"/>
-              </w:rPr>
-              <w:t>Vigente — No aplica como artefacto principal</w:t>
-            </w:r>
-          </w:p>
-        </w:tc>
-      </w:tr>
-      <w:tr>
-        <w:tc>
-          <w:tcPr>
-            <w:tcW w:type="dxa" w:w="2268"/>
-            <w:tcMar>
-              <w:top w:w="80" w:type="dxa"/>
-              <w:start w:w="90" w:type="dxa"/>
-              <w:bottom w:w="80" w:type="dxa"/>
-              <w:end w:w="90" w:type="dxa"/>
-            </w:tcMar>
-            <w:shd w:fill="F8FBFE"/>
-          </w:tcPr>
-          <w:p>
-            <w:r>
-              <w:rPr>
-                <w:rFonts w:ascii="Arial" w:hAnsi="Arial"/>
-                <w:sz w:val="18"/>
-              </w:rPr>
-              <w:t>Metodología</w:t>
-            </w:r>
-          </w:p>
-        </w:tc>
-        <w:tc>
-          <w:tcPr>
-            <w:tcW w:type="dxa" w:w="6803"/>
-            <w:tcMar>
-              <w:top w:w="80" w:type="dxa"/>
-              <w:start w:w="90" w:type="dxa"/>
-              <w:bottom w:w="80" w:type="dxa"/>
-              <w:end w:w="90" w:type="dxa"/>
-            </w:tcMar>
-            <w:shd w:fill="F8FBFE"/>
-          </w:tcPr>
-          <w:p>
-            <w:r>
-              <w:rPr>
-                <w:rFonts w:ascii="Arial" w:hAnsi="Arial"/>
-                <w:sz w:val="18"/>
-              </w:rPr>
-              <w:t>Scrum</w:t>
-            </w:r>
-          </w:p>
-        </w:tc>
-      </w:tr>
-      <w:tr>
-        <w:tc>
-          <w:tcPr>
-            <w:tcW w:type="dxa" w:w="2268"/>
-            <w:tcMar>
-              <w:top w:w="80" w:type="dxa"/>
-              <w:start w:w="90" w:type="dxa"/>
-              <w:bottom w:w="80" w:type="dxa"/>
-              <w:end w:w="90" w:type="dxa"/>
-            </w:tcMar>
-          </w:tcPr>
-          <w:p>
-            <w:r>
-              <w:rPr>
-                <w:rFonts w:ascii="Arial" w:hAnsi="Arial"/>
-                <w:sz w:val="18"/>
-              </w:rPr>
-              <w:t>Herramienta de gestión</w:t>
-            </w:r>
-          </w:p>
-        </w:tc>
-        <w:tc>
-          <w:tcPr>
-            <w:tcW w:type="dxa" w:w="6803"/>
-            <w:tcMar>
-              <w:top w:w="80" w:type="dxa"/>
-              <w:start w:w="90" w:type="dxa"/>
-              <w:bottom w:w="80" w:type="dxa"/>
-              <w:end w:w="90" w:type="dxa"/>
-            </w:tcMar>
-          </w:tcPr>
-          <w:p>
-            <w:r>
-              <w:rPr>
-                <w:rFonts w:ascii="Arial" w:hAnsi="Arial"/>
-                <w:sz w:val="18"/>
-              </w:rPr>
-              <w:t>Trello</w:t>
-            </w:r>
-          </w:p>
-        </w:tc>
-      </w:tr>
-      <w:tr>
-        <w:tc>
-          <w:tcPr>
-            <w:tcW w:type="dxa" w:w="2268"/>
-            <w:tcMar>
-              <w:top w:w="80" w:type="dxa"/>
-              <w:start w:w="90" w:type="dxa"/>
-              <w:bottom w:w="80" w:type="dxa"/>
-              <w:end w:w="90" w:type="dxa"/>
-            </w:tcMar>
-            <w:shd w:fill="F8FBFE"/>
-          </w:tcPr>
-          <w:p>
-            <w:r>
-              <w:rPr>
-                <w:rFonts w:ascii="Arial" w:hAnsi="Arial"/>
-                <w:sz w:val="18"/>
-              </w:rPr>
-              <w:t>Fuente principal</w:t>
-            </w:r>
-          </w:p>
-        </w:tc>
-        <w:tc>
-          <w:tcPr>
-            <w:tcW w:type="dxa" w:w="6803"/>
-            <w:tcMar>
-              <w:top w:w="80" w:type="dxa"/>
-              <w:start w:w="90" w:type="dxa"/>
-              <w:bottom w:w="80" w:type="dxa"/>
-              <w:end w:w="90" w:type="dxa"/>
-            </w:tcMar>
-            <w:shd w:fill="F8FBFE"/>
-          </w:tcPr>
-          <w:p>
-            <w:r>
-              <w:rPr>
-                <w:rFonts w:ascii="Arial" w:hAnsi="Arial"/>
-                <w:sz w:val="18"/>
-              </w:rPr>
-              <w:t>docs/03_requisitos_diseno/SRS-No-Aplica.md</w:t>
-            </w:r>
-          </w:p>
-        </w:tc>
-      </w:tr>
-    </w:tbl>
-    <w:p/>
     <w:p>
       <w:pPr>
-        <w:pStyle w:val="Heading1"/>
+        <w:pStyle w:val="TOC1"/>
       </w:pPr>
       <w:r>
-        <w:t>1. Resolución del criterio</w:t>
+        <w:fldChar w:fldCharType="begin"/>
+      </w:r>
+      <w:r>
+        <w:instrText xml:space="preserve"> TOC \o "1-2" \h \z \u </w:instrText>
+      </w:r>
+      <w:r>
+        <w:fldChar w:fldCharType="separate"/>
+      </w:r>
+      <w:hyperlink w:anchor="h1">
+        <w:r>
+          <w:rPr>
+            <w:color w:val="000000"/>
+          </w:rPr>
+          <w:t xml:space="preserve">1 Resumen ejecutivo</w:t>
+        </w:r>
+      </w:hyperlink>
+      <w:r>
+        <w:tab/>
+      </w:r>
+      <w:r>
+        <w:fldChar w:fldCharType="begin"/>
+      </w:r>
+      <w:r>
+        <w:instrText xml:space="preserve"> PAGEREF h1 \h </w:instrText>
+      </w:r>
+      <w:r>
+        <w:fldChar w:fldCharType="separate"/>
+      </w:r>
+      <w:r>
+        <w:t>3</w:t>
+      </w:r>
+      <w:r>
+        <w:fldChar w:fldCharType="end"/>
+      </w:r>
+    </w:p>
+    <w:p>
+      <w:pPr>
+        <w:pStyle w:val="TOC1"/>
+      </w:pPr>
+      <w:hyperlink w:anchor="h2">
+        <w:r>
+          <w:rPr>
+            <w:color w:val="000000"/>
+          </w:rPr>
+          <w:t xml:space="preserve">2 Introducción y alcance de la decisión</w:t>
+        </w:r>
+      </w:hyperlink>
+      <w:r>
+        <w:tab/>
+      </w:r>
+      <w:r>
+        <w:fldChar w:fldCharType="begin"/>
+      </w:r>
+      <w:r>
+        <w:instrText xml:space="preserve"> PAGEREF h2 \h </w:instrText>
+      </w:r>
+      <w:r>
+        <w:fldChar w:fldCharType="separate"/>
+      </w:r>
+      <w:r>
+        <w:t>3</w:t>
+      </w:r>
+      <w:r>
+        <w:fldChar w:fldCharType="end"/>
+      </w:r>
+    </w:p>
+    <w:p>
+      <w:pPr>
+        <w:pStyle w:val="TOC1"/>
+      </w:pPr>
+      <w:hyperlink w:anchor="h3">
+        <w:r>
+          <w:rPr>
+            <w:color w:val="000000"/>
+          </w:rPr>
+          <w:t xml:space="preserve">3 Organización de los requisitos</w:t>
+        </w:r>
+      </w:hyperlink>
+      <w:r>
+        <w:tab/>
+      </w:r>
+      <w:r>
+        <w:fldChar w:fldCharType="begin"/>
+      </w:r>
+      <w:r>
+        <w:instrText xml:space="preserve"> PAGEREF h3 \h </w:instrText>
+      </w:r>
+      <w:r>
+        <w:fldChar w:fldCharType="separate"/>
+      </w:r>
+      <w:r>
+        <w:t>3</w:t>
+      </w:r>
+      <w:r>
+        <w:fldChar w:fldCharType="end"/>
+      </w:r>
+    </w:p>
+    <w:p>
+      <w:pPr>
+        <w:pStyle w:val="TOC1"/>
+      </w:pPr>
+      <w:hyperlink w:anchor="h4">
+        <w:r>
+          <w:rPr>
+            <w:color w:val="000000"/>
+          </w:rPr>
+          <w:t xml:space="preserve">4 Requisitos funcionales y reglas de negocio</w:t>
+        </w:r>
+      </w:hyperlink>
+      <w:r>
+        <w:tab/>
+      </w:r>
+      <w:r>
+        <w:fldChar w:fldCharType="begin"/>
+      </w:r>
+      <w:r>
+        <w:instrText xml:space="preserve"> PAGEREF h4 \h </w:instrText>
+      </w:r>
+      <w:r>
+        <w:fldChar w:fldCharType="separate"/>
+      </w:r>
+      <w:r>
+        <w:t>3</w:t>
+      </w:r>
+      <w:r>
+        <w:fldChar w:fldCharType="end"/>
+      </w:r>
+    </w:p>
+    <w:p>
+      <w:pPr>
+        <w:pStyle w:val="TOC1"/>
+      </w:pPr>
+      <w:hyperlink w:anchor="h5">
+        <w:r>
+          <w:rPr>
+            <w:color w:val="000000"/>
+          </w:rPr>
+          <w:t xml:space="preserve">5 Requisitos no funcionales y comprobación</w:t>
+        </w:r>
+      </w:hyperlink>
+      <w:r>
+        <w:tab/>
+      </w:r>
+      <w:r>
+        <w:fldChar w:fldCharType="begin"/>
+      </w:r>
+      <w:r>
+        <w:instrText xml:space="preserve"> PAGEREF h5 \h </w:instrText>
+      </w:r>
+      <w:r>
+        <w:fldChar w:fldCharType="separate"/>
+      </w:r>
+      <w:r>
+        <w:t>4</w:t>
+      </w:r>
+      <w:r>
+        <w:fldChar w:fldCharType="end"/>
+      </w:r>
+    </w:p>
+    <w:p>
+      <w:pPr>
+        <w:pStyle w:val="TOC1"/>
+      </w:pPr>
+      <w:hyperlink w:anchor="h6">
+        <w:r>
+          <w:rPr>
+            <w:color w:val="000000"/>
+          </w:rPr>
+          <w:t xml:space="preserve">6 Trazabilidad y cambios</w:t>
+        </w:r>
+      </w:hyperlink>
+      <w:r>
+        <w:tab/>
+      </w:r>
+      <w:r>
+        <w:fldChar w:fldCharType="begin"/>
+      </w:r>
+      <w:r>
+        <w:instrText xml:space="preserve"> PAGEREF h6 \h </w:instrText>
+      </w:r>
+      <w:r>
+        <w:fldChar w:fldCharType="separate"/>
+      </w:r>
+      <w:r>
+        <w:t>4</w:t>
+      </w:r>
+      <w:r>
+        <w:fldChar w:fldCharType="end"/>
+      </w:r>
+    </w:p>
+    <w:p>
+      <w:pPr>
+        <w:pStyle w:val="TOC1"/>
+      </w:pPr>
+      <w:hyperlink w:anchor="h7">
+        <w:r>
+          <w:rPr>
+            <w:color w:val="000000"/>
+          </w:rPr>
+          <w:t xml:space="preserve">7 Condiciones para una futura SRS formal</w:t>
+        </w:r>
+      </w:hyperlink>
+      <w:r>
+        <w:tab/>
+      </w:r>
+      <w:r>
+        <w:fldChar w:fldCharType="begin"/>
+      </w:r>
+      <w:r>
+        <w:instrText xml:space="preserve"> PAGEREF h7 \h </w:instrText>
+      </w:r>
+      <w:r>
+        <w:fldChar w:fldCharType="separate"/>
+      </w:r>
+      <w:r>
+        <w:t>4</w:t>
+      </w:r>
+      <w:r>
+        <w:fldChar w:fldCharType="end"/>
+      </w:r>
+    </w:p>
+    <w:p>
+      <w:pPr>
+        <w:pStyle w:val="TOC1"/>
+      </w:pPr>
+      <w:hyperlink w:anchor="h8">
+        <w:r>
+          <w:rPr>
+            <w:color w:val="000000"/>
+          </w:rPr>
+          <w:t xml:space="preserve">8 Conclusiones</w:t>
+        </w:r>
+      </w:hyperlink>
+      <w:r>
+        <w:tab/>
+      </w:r>
+      <w:r>
+        <w:fldChar w:fldCharType="begin"/>
+      </w:r>
+      <w:r>
+        <w:instrText xml:space="preserve"> PAGEREF h8 \h </w:instrText>
+      </w:r>
+      <w:r>
+        <w:fldChar w:fldCharType="separate"/>
+      </w:r>
+      <w:r>
+        <w:t>4</w:t>
+      </w:r>
+      <w:r>
+        <w:fldChar w:fldCharType="end"/>
+      </w:r>
+    </w:p>
+    <w:p>
+      <w:pPr>
+        <w:pStyle w:val="TOC1"/>
+      </w:pPr>
+      <w:hyperlink w:anchor="h9">
+        <w:r>
+          <w:rPr>
+            <w:color w:val="000000"/>
+          </w:rPr>
+          <w:t xml:space="preserve">9 Referencias y evidencia de la versión</w:t>
+        </w:r>
+      </w:hyperlink>
+      <w:r>
+        <w:tab/>
+      </w:r>
+      <w:r>
+        <w:fldChar w:fldCharType="begin"/>
+      </w:r>
+      <w:r>
+        <w:instrText xml:space="preserve"> PAGEREF h9 \h </w:instrText>
+      </w:r>
+      <w:r>
+        <w:fldChar w:fldCharType="separate"/>
+      </w:r>
+      <w:r>
+        <w:t>5</w:t>
+      </w:r>
+      <w:r>
+        <w:fldChar w:fldCharType="end"/>
+      </w:r>
+      <w:r>
+        <w:fldChar w:fldCharType="end"/>
       </w:r>
     </w:p>
     <w:p>
       <w:r>
-        <w:t>El criterio de evaluación indica que una SRS formal corresponde a equipos que declaran metodología Cascada. Localito declara y justifica Scrum como metodología vigente, por lo que una SRS tradicional no es el artefacto principal esperado.</w:t>
+        <w:br w:type="page"/>
       </w:r>
     </w:p>
     <w:p>
       <w:pPr>
         <w:pStyle w:val="Heading1"/>
       </w:pPr>
+      <w:bookmarkStart w:id="1" w:name="h1"/>
       <w:r>
-        <w:t>2. Dónde se gestionan los requisitos</w:t>
+        <w:t>1 Resumen ejecutivo</w:t>
       </w:r>
+      <w:bookmarkEnd w:id="1"/>
+    </w:p>
+    <w:p>
+      <w:r>
+        <w:t>La pauta recibida establece que la SRS formal aplica a equipos que declaran metodología Cascada. Localito declara Scrum, por lo que este documento registra la no aplicabilidad de ese criterio específico y explica dónde se documentan los requisitos. Esa resolución académica no elimina la ingeniería de requisitos ni implica que Scrum prohíba una SRS.</w:t>
+      </w:r>
+    </w:p>
+    <w:p>
+      <w:r>
+        <w:t>El proyecto utiliza visión y objetivo, historias y criterios de aceptación, requisitos no funcionales, modelos y pruebas. Este documento consolida una guía para encontrar y revisar esa información, conservando trazabilidad y alcance. No se presenta como una SRS completa conforme a ISO/IEC/IEEE 29148.</w:t>
+      </w:r>
+    </w:p>
+    <w:p>
+      <w:pPr>
+        <w:pStyle w:val="Heading1"/>
+      </w:pPr>
+      <w:bookmarkStart w:id="2" w:name="h2"/>
+      <w:r>
+        <w:t>2 Introducción y alcance de la decisión</w:t>
+      </w:r>
+      <w:bookmarkEnd w:id="2"/>
+    </w:p>
+    <w:p>
+      <w:r>
+        <w:t>La captura de la pauta enumera documentos detectables y condiciona Product Vision, backlogs, DoD, retrospectivas y SRS a la metodología. Para Localito, la justificación consiste en responder a ese criterio sin inventar una obligación adicional. La captura no establece que todos los equipos deban entregar una SRS extensa independientemente de su enfoque.</w:t>
+      </w:r>
+    </w:p>
+    <w:p>
+      <w:r>
+        <w:t>ISO/IEC/IEEE 29148 trata procesos e información de requisitos y se declara aplicable con independencia de metodología [R7]. Por eso es incorrecto afirmar que una especificación sería incompatible con Scrum. Si el profesor solicita posteriormente una SRS, puede construirse a partir de los mismos requisitos, sin reemplazar la gestión incremental.</w:t>
+      </w:r>
+    </w:p>
+    <w:p>
+      <w:pPr>
+        <w:pStyle w:val="Heading1"/>
+      </w:pPr>
+      <w:bookmarkStart w:id="3" w:name="h3"/>
+      <w:r>
+        <w:t>3 Organización de los requisitos</w:t>
+      </w:r>
+      <w:bookmarkEnd w:id="3"/>
     </w:p>
     <w:tbl>
       <w:tblPr>
-        <w:tblStyle w:val="TableGrid"/>
         <w:tblW w:type="auto" w:w="0"/>
         <w:jc w:val="center"/>
+        <w:tblLayout w:type="fixed"/>
         <w:tblLook w:firstColumn="1" w:firstRow="1" w:lastColumn="0" w:lastRow="0" w:noHBand="0" w:noVBand="1" w:val="04A0"/>
+        <w:tblBorders>
+          <w:top w:val="single" w:sz="4" w:color="D9D9D9"/>
+          <w:left w:val="single" w:sz="4" w:color="D9D9D9"/>
+          <w:bottom w:val="single" w:sz="4" w:color="D9D9D9"/>
+          <w:right w:val="single" w:sz="4" w:color="D9D9D9"/>
+          <w:insideH w:val="single" w:sz="4" w:color="D9D9D9"/>
+          <w:insideV w:val="single" w:sz="4" w:color="D9D9D9"/>
+        </w:tblBorders>
+        <w:tblCellMar>
+          <w:top w:w="85" w:type="dxa"/>
+          <w:bottom w:w="85" w:type="dxa"/>
+          <w:left w:w="100" w:type="dxa"/>
+          <w:right w:w="100" w:type="dxa"/>
+        </w:tblCellMar>
       </w:tblPr>
       <w:tblGrid>
-        <w:gridCol w:w="4929"/>
-        <w:gridCol w:w="4929"/>
+        <w:gridCol w:w="2981"/>
+        <w:gridCol w:w="2618"/>
+        <w:gridCol w:w="4049"/>
       </w:tblGrid>
       <w:tr>
         <w:trPr>
-          <w:tblHeader w:val="true"/>
+          <w:tblHeader/>
+          <w:cantSplit/>
         </w:trPr>
         <w:tc>
           <w:tcPr>
-            <w:tcW w:type="dxa" w:w="4929"/>
-            <w:shd w:fill="17365D"/>
-            <w:tcMar>
-              <w:top w:w="80" w:type="dxa"/>
-              <w:start w:w="90" w:type="dxa"/>
-              <w:bottom w:w="80" w:type="dxa"/>
-              <w:end w:w="90" w:type="dxa"/>
-            </w:tcMar>
+            <w:tcW w:type="dxa" w:w="2981"/>
+            <w:vAlign w:val="center"/>
+            <w:shd w:fill="404040"/>
           </w:tcPr>
           <w:p>
+            <w:pPr>
+              <w:keepNext w:val="0"/>
+              <w:spacing w:line="252" w:lineRule="auto" w:after="0"/>
+            </w:pPr>
             <w:r>
               <w:rPr>
-                <w:rFonts w:ascii="Arial" w:hAnsi="Arial"/>
                 <w:b/>
                 <w:color w:val="FFFFFF"/>
-                <w:sz w:val="18"/>
+                <w:sz w:val="19"/>
               </w:rPr>
-              <w:t>Tipo</w:t>
+              <w:t>Tipo de información</w:t>
             </w:r>
           </w:p>
         </w:tc>
         <w:tc>
           <w:tcPr>
-            <w:tcW w:type="dxa" w:w="4929"/>
-            <w:shd w:fill="17365D"/>
-            <w:tcMar>
-              <w:top w:w="80" w:type="dxa"/>
-              <w:start w:w="90" w:type="dxa"/>
-              <w:bottom w:w="80" w:type="dxa"/>
-              <w:end w:w="90" w:type="dxa"/>
-            </w:tcMar>
+            <w:tcW w:type="dxa" w:w="2618"/>
+            <w:vAlign w:val="center"/>
+            <w:shd w:fill="404040"/>
           </w:tcPr>
           <w:p>
+            <w:pPr>
+              <w:keepNext w:val="0"/>
+              <w:spacing w:line="252" w:lineRule="auto" w:after="0"/>
+            </w:pPr>
             <w:r>
               <w:rPr>
-                <w:rFonts w:ascii="Arial" w:hAnsi="Arial"/>
                 <w:b/>
                 <w:color w:val="FFFFFF"/>
-                <w:sz w:val="18"/>
+                <w:sz w:val="19"/>
               </w:rPr>
-              <w:t>Evidencia</w:t>
+              <w:t>Documento principal</w:t>
+            </w:r>
+          </w:p>
+        </w:tc>
+        <w:tc>
+          <w:tcPr>
+            <w:tcW w:type="dxa" w:w="4049"/>
+            <w:vAlign w:val="center"/>
+            <w:shd w:fill="404040"/>
+          </w:tcPr>
+          <w:p>
+            <w:pPr>
+              <w:keepNext w:val="0"/>
+              <w:spacing w:line="252" w:lineRule="auto" w:after="0"/>
+            </w:pPr>
+            <w:r>
+              <w:rPr>
+                <w:b/>
+                <w:color w:val="FFFFFF"/>
+                <w:sz w:val="19"/>
+              </w:rPr>
+              <w:t>Qué debe permitir revisar</w:t>
             </w:r>
           </w:p>
         </w:tc>
       </w:tr>
       <w:tr>
+        <w:trPr>
+          <w:cantSplit/>
+        </w:trPr>
         <w:tc>
           <w:tcPr>
-            <w:tcW w:type="dxa" w:w="4929"/>
-            <w:tcMar>
-              <w:top w:w="80" w:type="dxa"/>
-              <w:start w:w="90" w:type="dxa"/>
-              <w:bottom w:w="80" w:type="dxa"/>
-              <w:end w:w="90" w:type="dxa"/>
-            </w:tcMar>
+            <w:tcW w:type="dxa" w:w="2981"/>
+            <w:vAlign w:val="center"/>
+            <w:shd w:fill="FFFFFF"/>
           </w:tcPr>
           <w:p>
+            <w:pPr>
+              <w:keepNext w:val="0"/>
+              <w:spacing w:line="252" w:lineRule="auto" w:after="0"/>
+            </w:pPr>
             <w:r>
               <w:rPr>
-                <w:rFonts w:ascii="Arial" w:hAnsi="Arial"/>
-                <w:sz w:val="18"/>
+                <w:b w:val="0"/>
+                <w:color w:val="000000"/>
+                <w:sz w:val="19"/>
               </w:rPr>
-              <w:t>Necesidades y visión</w:t>
+              <w:t>Problema y objetivos</w:t>
             </w:r>
           </w:p>
         </w:tc>
         <w:tc>
           <w:tcPr>
-            <w:tcW w:type="dxa" w:w="4929"/>
-            <w:tcMar>
-              <w:top w:w="80" w:type="dxa"/>
-              <w:start w:w="90" w:type="dxa"/>
-              <w:bottom w:w="80" w:type="dxa"/>
-              <w:end w:w="90" w:type="dxa"/>
-            </w:tcMar>
+            <w:tcW w:type="dxa" w:w="2618"/>
+            <w:vAlign w:val="center"/>
+            <w:shd w:fill="FFFFFF"/>
           </w:tcPr>
           <w:p>
+            <w:pPr>
+              <w:keepNext w:val="0"/>
+              <w:spacing w:line="252" w:lineRule="auto" w:after="0"/>
+            </w:pPr>
             <w:r>
               <w:rPr>
-                <w:rFonts w:ascii="Arial" w:hAnsi="Arial"/>
-                <w:sz w:val="18"/>
+                <w:b w:val="0"/>
+                <w:color w:val="000000"/>
+                <w:sz w:val="19"/>
               </w:rPr>
-              <w:t>Product Vision / Product Goal</w:t>
+              <w:t>Documento de Inicio</w:t>
+            </w:r>
+          </w:p>
+        </w:tc>
+        <w:tc>
+          <w:tcPr>
+            <w:tcW w:type="dxa" w:w="4049"/>
+            <w:vAlign w:val="center"/>
+            <w:shd w:fill="FFFFFF"/>
+          </w:tcPr>
+          <w:p>
+            <w:pPr>
+              <w:keepNext w:val="0"/>
+              <w:spacing w:line="252" w:lineRule="auto" w:after="0"/>
+            </w:pPr>
+            <w:r>
+              <w:rPr>
+                <w:b w:val="0"/>
+                <w:color w:val="000000"/>
+                <w:sz w:val="19"/>
+              </w:rPr>
+              <w:t>Necesidad y alcance</w:t>
             </w:r>
           </w:p>
         </w:tc>
       </w:tr>
       <w:tr>
+        <w:trPr>
+          <w:cantSplit/>
+        </w:trPr>
         <w:tc>
           <w:tcPr>
-            <w:tcW w:type="dxa" w:w="4929"/>
-            <w:tcMar>
-              <w:top w:w="80" w:type="dxa"/>
-              <w:start w:w="90" w:type="dxa"/>
-              <w:bottom w:w="80" w:type="dxa"/>
-              <w:end w:w="90" w:type="dxa"/>
-            </w:tcMar>
-            <w:shd w:fill="F8FBFE"/>
+            <w:tcW w:type="dxa" w:w="2981"/>
+            <w:vAlign w:val="center"/>
+            <w:shd w:fill="F4F4F4"/>
           </w:tcPr>
           <w:p>
+            <w:pPr>
+              <w:keepNext w:val="0"/>
+              <w:spacing w:line="252" w:lineRule="auto" w:after="0"/>
+            </w:pPr>
             <w:r>
               <w:rPr>
-                <w:rFonts w:ascii="Arial" w:hAnsi="Arial"/>
-                <w:sz w:val="18"/>
+                <w:b w:val="0"/>
+                <w:color w:val="000000"/>
+                <w:sz w:val="19"/>
+              </w:rPr>
+              <w:t>Visión y dirección</w:t>
+            </w:r>
+          </w:p>
+        </w:tc>
+        <w:tc>
+          <w:tcPr>
+            <w:tcW w:type="dxa" w:w="2618"/>
+            <w:vAlign w:val="center"/>
+            <w:shd w:fill="F4F4F4"/>
+          </w:tcPr>
+          <w:p>
+            <w:pPr>
+              <w:keepNext w:val="0"/>
+              <w:spacing w:line="252" w:lineRule="auto" w:after="0"/>
+              <w:jc w:val="center"/>
+            </w:pPr>
+            <w:r>
+              <w:rPr>
+                <w:b w:val="0"/>
+                <w:color w:val="000000"/>
+                <w:sz w:val="19"/>
+              </w:rPr>
+              <w:t>Product Vision</w:t>
+            </w:r>
+          </w:p>
+        </w:tc>
+        <w:tc>
+          <w:tcPr>
+            <w:tcW w:type="dxa" w:w="4049"/>
+            <w:vAlign w:val="center"/>
+            <w:shd w:fill="F4F4F4"/>
+          </w:tcPr>
+          <w:p>
+            <w:pPr>
+              <w:keepNext w:val="0"/>
+              <w:spacing w:line="252" w:lineRule="auto" w:after="0"/>
+            </w:pPr>
+            <w:r>
+              <w:rPr>
+                <w:b w:val="0"/>
+                <w:color w:val="000000"/>
+                <w:sz w:val="19"/>
+              </w:rPr>
+              <w:t>Usuarios y valor esperado</w:t>
+            </w:r>
+          </w:p>
+        </w:tc>
+      </w:tr>
+      <w:tr>
+        <w:trPr>
+          <w:cantSplit/>
+        </w:trPr>
+        <w:tc>
+          <w:tcPr>
+            <w:tcW w:type="dxa" w:w="2981"/>
+            <w:vAlign w:val="center"/>
+            <w:shd w:fill="FFFFFF"/>
+          </w:tcPr>
+          <w:p>
+            <w:pPr>
+              <w:keepNext w:val="0"/>
+              <w:spacing w:line="252" w:lineRule="auto" w:after="0"/>
+            </w:pPr>
+            <w:r>
+              <w:rPr>
+                <w:b w:val="0"/>
+                <w:color w:val="000000"/>
+                <w:sz w:val="19"/>
               </w:rPr>
               <w:t>Requisitos funcionales</w:t>
             </w:r>
@@ -787,266 +696,479 @@
         </w:tc>
         <w:tc>
           <w:tcPr>
-            <w:tcW w:type="dxa" w:w="4929"/>
-            <w:tcMar>
-              <w:top w:w="80" w:type="dxa"/>
-              <w:start w:w="90" w:type="dxa"/>
-              <w:bottom w:w="80" w:type="dxa"/>
-              <w:end w:w="90" w:type="dxa"/>
-            </w:tcMar>
-            <w:shd w:fill="F8FBFE"/>
+            <w:tcW w:type="dxa" w:w="2618"/>
+            <w:vAlign w:val="center"/>
+            <w:shd w:fill="FFFFFF"/>
           </w:tcPr>
           <w:p>
+            <w:pPr>
+              <w:keepNext w:val="0"/>
+              <w:spacing w:line="252" w:lineRule="auto" w:after="0"/>
+              <w:jc w:val="center"/>
+            </w:pPr>
             <w:r>
               <w:rPr>
-                <w:rFonts w:ascii="Arial" w:hAnsi="Arial"/>
-                <w:sz w:val="18"/>
+                <w:b w:val="0"/>
+                <w:color w:val="000000"/>
+                <w:sz w:val="19"/>
               </w:rPr>
-              <w:t>Product Backlog, historias y criterios de aceptación</w:t>
+              <w:t>Product Backlog</w:t>
+            </w:r>
+          </w:p>
+        </w:tc>
+        <w:tc>
+          <w:tcPr>
+            <w:tcW w:type="dxa" w:w="4049"/>
+            <w:vAlign w:val="center"/>
+            <w:shd w:fill="FFFFFF"/>
+          </w:tcPr>
+          <w:p>
+            <w:pPr>
+              <w:keepNext w:val="0"/>
+              <w:spacing w:line="252" w:lineRule="auto" w:after="0"/>
+            </w:pPr>
+            <w:r>
+              <w:rPr>
+                <w:b w:val="0"/>
+                <w:color w:val="000000"/>
+                <w:sz w:val="19"/>
+              </w:rPr>
+              <w:t>Actor, capacidad y aceptación</w:t>
             </w:r>
           </w:p>
         </w:tc>
       </w:tr>
       <w:tr>
+        <w:trPr>
+          <w:cantSplit/>
+        </w:trPr>
         <w:tc>
           <w:tcPr>
-            <w:tcW w:type="dxa" w:w="4929"/>
-            <w:tcMar>
-              <w:top w:w="80" w:type="dxa"/>
-              <w:start w:w="90" w:type="dxa"/>
-              <w:bottom w:w="80" w:type="dxa"/>
-              <w:end w:w="90" w:type="dxa"/>
-            </w:tcMar>
+            <w:tcW w:type="dxa" w:w="2981"/>
+            <w:vAlign w:val="center"/>
+            <w:shd w:fill="F4F4F4"/>
           </w:tcPr>
           <w:p>
+            <w:pPr>
+              <w:keepNext w:val="0"/>
+              <w:spacing w:line="252" w:lineRule="auto" w:after="0"/>
+            </w:pPr>
             <w:r>
               <w:rPr>
-                <w:rFonts w:ascii="Arial" w:hAnsi="Arial"/>
-                <w:sz w:val="18"/>
+                <w:b w:val="0"/>
+                <w:color w:val="000000"/>
+                <w:sz w:val="19"/>
               </w:rPr>
-              <w:t>Requisitos no funcionales</w:t>
+              <w:t>Trabajo de iteración</w:t>
             </w:r>
           </w:p>
         </w:tc>
         <w:tc>
           <w:tcPr>
-            <w:tcW w:type="dxa" w:w="4929"/>
-            <w:tcMar>
-              <w:top w:w="80" w:type="dxa"/>
-              <w:start w:w="90" w:type="dxa"/>
-              <w:bottom w:w="80" w:type="dxa"/>
-              <w:end w:w="90" w:type="dxa"/>
-            </w:tcMar>
+            <w:tcW w:type="dxa" w:w="2618"/>
+            <w:vAlign w:val="center"/>
+            <w:shd w:fill="F4F4F4"/>
           </w:tcPr>
           <w:p>
+            <w:pPr>
+              <w:keepNext w:val="0"/>
+              <w:spacing w:line="252" w:lineRule="auto" w:after="0"/>
+              <w:jc w:val="center"/>
+            </w:pPr>
             <w:r>
               <w:rPr>
-                <w:rFonts w:ascii="Arial" w:hAnsi="Arial"/>
-                <w:sz w:val="18"/>
+                <w:b w:val="0"/>
+                <w:color w:val="000000"/>
+                <w:sz w:val="19"/>
               </w:rPr>
-              <w:t>Requisitos-No-Funcionales.md</w:t>
+              <w:t>Sprint Backlog</w:t>
+            </w:r>
+          </w:p>
+        </w:tc>
+        <w:tc>
+          <w:tcPr>
+            <w:tcW w:type="dxa" w:w="4049"/>
+            <w:vAlign w:val="center"/>
+            <w:shd w:fill="F4F4F4"/>
+          </w:tcPr>
+          <w:p>
+            <w:pPr>
+              <w:keepNext w:val="0"/>
+              <w:spacing w:line="252" w:lineRule="auto" w:after="0"/>
+            </w:pPr>
+            <w:r>
+              <w:rPr>
+                <w:b w:val="0"/>
+                <w:color w:val="000000"/>
+                <w:sz w:val="19"/>
+              </w:rPr>
+              <w:t>Objetivo y compromiso vigente</w:t>
             </w:r>
           </w:p>
         </w:tc>
       </w:tr>
       <w:tr>
+        <w:trPr>
+          <w:cantSplit/>
+        </w:trPr>
         <w:tc>
           <w:tcPr>
-            <w:tcW w:type="dxa" w:w="4929"/>
-            <w:tcMar>
-              <w:top w:w="80" w:type="dxa"/>
-              <w:start w:w="90" w:type="dxa"/>
-              <w:bottom w:w="80" w:type="dxa"/>
-              <w:end w:w="90" w:type="dxa"/>
-            </w:tcMar>
-            <w:shd w:fill="F8FBFE"/>
+            <w:tcW w:type="dxa" w:w="2981"/>
+            <w:vAlign w:val="center"/>
+            <w:shd w:fill="FFFFFF"/>
           </w:tcPr>
           <w:p>
+            <w:pPr>
+              <w:keepNext w:val="0"/>
+              <w:spacing w:line="252" w:lineRule="auto" w:after="0"/>
+            </w:pPr>
             <w:r>
               <w:rPr>
-                <w:rFonts w:ascii="Arial" w:hAnsi="Arial"/>
-                <w:sz w:val="18"/>
+                <w:b w:val="0"/>
+                <w:color w:val="000000"/>
+                <w:sz w:val="19"/>
               </w:rPr>
-              <w:t>Alcance verificable</w:t>
+              <w:t>Requisitos de calidad</w:t>
             </w:r>
           </w:p>
         </w:tc>
         <w:tc>
           <w:tcPr>
-            <w:tcW w:type="dxa" w:w="4929"/>
-            <w:tcMar>
-              <w:top w:w="80" w:type="dxa"/>
-              <w:start w:w="90" w:type="dxa"/>
-              <w:bottom w:w="80" w:type="dxa"/>
-              <w:end w:w="90" w:type="dxa"/>
-            </w:tcMar>
-            <w:shd w:fill="F8FBFE"/>
+            <w:tcW w:type="dxa" w:w="2618"/>
+            <w:vAlign w:val="center"/>
+            <w:shd w:fill="FFFFFF"/>
           </w:tcPr>
           <w:p>
+            <w:pPr>
+              <w:keepNext w:val="0"/>
+              <w:spacing w:line="252" w:lineRule="auto" w:after="0"/>
+              <w:jc w:val="center"/>
+            </w:pPr>
             <w:r>
               <w:rPr>
-                <w:rFonts w:ascii="Arial" w:hAnsi="Arial"/>
-                <w:sz w:val="18"/>
+                <w:b w:val="0"/>
+                <w:color w:val="000000"/>
+                <w:sz w:val="19"/>
               </w:rPr>
-              <w:t>Alcance-Tesis.md</w:t>
+              <w:t>RNF</w:t>
+            </w:r>
+          </w:p>
+        </w:tc>
+        <w:tc>
+          <w:tcPr>
+            <w:tcW w:type="dxa" w:w="4049"/>
+            <w:vAlign w:val="center"/>
+            <w:shd w:fill="FFFFFF"/>
+          </w:tcPr>
+          <w:p>
+            <w:pPr>
+              <w:keepNext w:val="0"/>
+              <w:spacing w:line="252" w:lineRule="auto" w:after="0"/>
+            </w:pPr>
+            <w:r>
+              <w:rPr>
+                <w:b w:val="0"/>
+                <w:color w:val="000000"/>
+                <w:sz w:val="19"/>
+              </w:rPr>
+              <w:t>Condición y verificación</w:t>
             </w:r>
           </w:p>
         </w:tc>
       </w:tr>
       <w:tr>
+        <w:trPr>
+          <w:cantSplit/>
+        </w:trPr>
         <w:tc>
           <w:tcPr>
-            <w:tcW w:type="dxa" w:w="4929"/>
-            <w:tcMar>
-              <w:top w:w="80" w:type="dxa"/>
-              <w:start w:w="90" w:type="dxa"/>
-              <w:bottom w:w="80" w:type="dxa"/>
-              <w:end w:w="90" w:type="dxa"/>
-            </w:tcMar>
+            <w:tcW w:type="dxa" w:w="2981"/>
+            <w:vAlign w:val="center"/>
+            <w:shd w:fill="F4F4F4"/>
           </w:tcPr>
           <w:p>
+            <w:pPr>
+              <w:keepNext w:val="0"/>
+              <w:spacing w:line="252" w:lineRule="auto" w:after="0"/>
+            </w:pPr>
             <w:r>
               <w:rPr>
-                <w:rFonts w:ascii="Arial" w:hAnsi="Arial"/>
-                <w:sz w:val="18"/>
+                <w:b w:val="0"/>
+                <w:color w:val="000000"/>
+                <w:sz w:val="19"/>
               </w:rPr>
-              <w:t>Criterio de término</w:t>
+              <w:t>Diseño de solución</w:t>
             </w:r>
           </w:p>
         </w:tc>
         <w:tc>
           <w:tcPr>
-            <w:tcW w:type="dxa" w:w="4929"/>
-            <w:tcMar>
-              <w:top w:w="80" w:type="dxa"/>
-              <w:start w:w="90" w:type="dxa"/>
-              <w:bottom w:w="80" w:type="dxa"/>
-              <w:end w:w="90" w:type="dxa"/>
-            </w:tcMar>
+            <w:tcW w:type="dxa" w:w="2618"/>
+            <w:vAlign w:val="center"/>
+            <w:shd w:fill="F4F4F4"/>
           </w:tcPr>
           <w:p>
+            <w:pPr>
+              <w:keepNext w:val="0"/>
+              <w:spacing w:line="252" w:lineRule="auto" w:after="0"/>
+            </w:pPr>
             <w:r>
               <w:rPr>
-                <w:rFonts w:ascii="Arial" w:hAnsi="Arial"/>
-                <w:sz w:val="18"/>
+                <w:b w:val="0"/>
+                <w:color w:val="000000"/>
+                <w:sz w:val="19"/>
               </w:rPr>
-              <w:t>Definition of Done</w:t>
+              <w:t>Arquitectura, datos y UML</w:t>
+            </w:r>
+          </w:p>
+        </w:tc>
+        <w:tc>
+          <w:tcPr>
+            <w:tcW w:type="dxa" w:w="4049"/>
+            <w:vAlign w:val="center"/>
+            <w:shd w:fill="F4F4F4"/>
+          </w:tcPr>
+          <w:p>
+            <w:pPr>
+              <w:keepNext w:val="0"/>
+              <w:spacing w:line="252" w:lineRule="auto" w:after="0"/>
+            </w:pPr>
+            <w:r>
+              <w:rPr>
+                <w:b w:val="0"/>
+                <w:color w:val="000000"/>
+                <w:sz w:val="19"/>
+              </w:rPr>
+              <w:t>Mecanismos y relaciones</w:t>
             </w:r>
           </w:p>
         </w:tc>
       </w:tr>
       <w:tr>
+        <w:trPr>
+          <w:cantSplit/>
+        </w:trPr>
         <w:tc>
           <w:tcPr>
-            <w:tcW w:type="dxa" w:w="4929"/>
-            <w:tcMar>
-              <w:top w:w="80" w:type="dxa"/>
-              <w:start w:w="90" w:type="dxa"/>
-              <w:bottom w:w="80" w:type="dxa"/>
-              <w:end w:w="90" w:type="dxa"/>
-            </w:tcMar>
-            <w:shd w:fill="F8FBFE"/>
+            <w:tcW w:type="dxa" w:w="2981"/>
+            <w:vAlign w:val="center"/>
+            <w:shd w:fill="FFFFFF"/>
           </w:tcPr>
           <w:p>
+            <w:pPr>
+              <w:keepNext w:val="0"/>
+              <w:spacing w:line="252" w:lineRule="auto" w:after="0"/>
+            </w:pPr>
             <w:r>
               <w:rPr>
-                <w:rFonts w:ascii="Arial" w:hAnsi="Arial"/>
-                <w:sz w:val="18"/>
+                <w:b w:val="0"/>
+                <w:color w:val="000000"/>
+                <w:sz w:val="19"/>
               </w:rPr>
-              <w:t>Trazabilidad</w:t>
+              <w:t>Aceptación</w:t>
             </w:r>
           </w:p>
         </w:tc>
         <w:tc>
           <w:tcPr>
-            <w:tcW w:type="dxa" w:w="4929"/>
-            <w:tcMar>
-              <w:top w:w="80" w:type="dxa"/>
-              <w:start w:w="90" w:type="dxa"/>
-              <w:bottom w:w="80" w:type="dxa"/>
-              <w:end w:w="90" w:type="dxa"/>
-            </w:tcMar>
-            <w:shd w:fill="F8FBFE"/>
+            <w:tcW w:type="dxa" w:w="2618"/>
+            <w:vAlign w:val="center"/>
+            <w:shd w:fill="FFFFFF"/>
           </w:tcPr>
           <w:p>
+            <w:pPr>
+              <w:keepNext w:val="0"/>
+              <w:spacing w:line="252" w:lineRule="auto" w:after="0"/>
+            </w:pPr>
             <w:r>
               <w:rPr>
-                <w:rFonts w:ascii="Arial" w:hAnsi="Arial"/>
-                <w:sz w:val="18"/>
+                <w:b w:val="0"/>
+                <w:color w:val="000000"/>
+                <w:sz w:val="19"/>
               </w:rPr>
-              <w:t>PBI/HU → Sprint → commit → prueba → evidencia</w:t>
+              <w:t>Plan de Pruebas y DoD</w:t>
+            </w:r>
+          </w:p>
+        </w:tc>
+        <w:tc>
+          <w:tcPr>
+            <w:tcW w:type="dxa" w:w="4049"/>
+            <w:vAlign w:val="center"/>
+            <w:shd w:fill="FFFFFF"/>
+          </w:tcPr>
+          <w:p>
+            <w:pPr>
+              <w:keepNext w:val="0"/>
+              <w:spacing w:line="252" w:lineRule="auto" w:after="0"/>
+            </w:pPr>
+            <w:r>
+              <w:rPr>
+                <w:b w:val="0"/>
+                <w:color w:val="000000"/>
+                <w:sz w:val="19"/>
+              </w:rPr>
+              <w:t>Caso, resultado y evidencia</w:t>
             </w:r>
           </w:p>
         </w:tc>
       </w:tr>
     </w:tbl>
-    <w:p/>
     <w:p>
       <w:pPr>
-        <w:pStyle w:val="Heading1"/>
+        <w:spacing w:after="20"/>
       </w:pPr>
-      <w:r>
-        <w:t>3. Justificación</w:t>
-      </w:r>
     </w:p>
     <w:p>
       <w:r>
-        <w:t>Scrum permite que el detalle de requisitos evolucione de forma incremental. Mantener una SRS predictiva como fuente principal sería inconsistente con el marco de trabajo declarado. Este documento existe para responder explícitamente al criterio de evaluación y evitar que la ausencia de una SRS tradicional sea interpretada como falta de documentación.</w:t>
+        <w:t>Las rutas de Markdown se mantienen como fuentes del repositorio y los Word amplían su explicación. La captura de un tablero no sustituye criterios de aceptación; un diagrama no sustituye una regla de negocio. Cada documento responde una parte y debe poder enlazarse con los demás.</w:t>
       </w:r>
     </w:p>
     <w:p>
       <w:pPr>
         <w:pStyle w:val="Heading1"/>
       </w:pPr>
+      <w:bookmarkStart w:id="4" w:name="h4"/>
       <w:r>
-        <w:t>4. Evidencia metodológica</w:t>
+        <w:t>4 Requisitos funcionales y reglas de negocio</w:t>
+      </w:r>
+      <w:bookmarkEnd w:id="4"/>
+    </w:p>
+    <w:p>
+      <w:r>
+        <w:t>Un requisito funcional describe la operación del usuario. Registrar venta incluye seleccionar productos y confirmar. Las reglas agregan restricciones: el producto pertenece al negocio, no está desactivado, hay stock cuando se controla y el total se obtiene del servidor. La historia debe evitar que esos detalles queden implícitos.</w:t>
+      </w:r>
+    </w:p>
+    <w:p>
+      <w:r>
+        <w:t>El fiado necesita cliente válido, estado de crédito y saldo. Una recepción requiere cantidades y productos permitidos. Los pagos mixtos deben cuadrar con el total. Estas reglas aparecen en la implementación y deben revisarse con el Product Owner. Los criterios desarrollados en esta versión son precisiones propuestas; no se atribuyen a una reunión previa de aceptación.</w:t>
       </w:r>
     </w:p>
     <w:p>
       <w:pPr>
-        <w:pStyle w:val="ListBullet"/>
+        <w:pStyle w:val="Heading1"/>
       </w:pPr>
+      <w:bookmarkStart w:id="5" w:name="h5"/>
       <w:r>
-        <w:t>Scrum está declarado en la documentación vigente.</w:t>
+        <w:t>5 Requisitos no funcionales y comprobación</w:t>
+      </w:r>
+      <w:bookmarkEnd w:id="5"/>
+    </w:p>
+    <w:p>
+      <w:r>
+        <w:t>Seguridad, integridad, compatibilidad y operación se expresan como condiciones verificables. Decir que la aplicación es rápida no define una prueba. El documento de RNF añade escenarios y metas propuestas, indicando cuáles no tienen medición. La descripción del código acredita un mecanismo, mientras el resultado depende de su prueba.</w:t>
+      </w:r>
+    </w:p>
+    <w:p>
+      <w:r>
+        <w:t>Los requisitos de producción deben separar disponibilidad del proveedor y resultado completo del proceso. Que PostgreSQL esté conectado no significa que una venta, IA o restauración haya sido validada. La calidad documental exige conservar esa distinción para que el evaluador no interprete configurado como probado.</w:t>
       </w:r>
     </w:p>
     <w:p>
       <w:pPr>
-        <w:pStyle w:val="ListBullet"/>
+        <w:pStyle w:val="Heading1"/>
       </w:pPr>
+      <w:bookmarkStart w:id="6" w:name="h6"/>
       <w:r>
-        <w:t>Trello es la herramienta activa.</w:t>
+        <w:t>6 Trazabilidad y cambios</w:t>
+      </w:r>
+      <w:bookmarkEnd w:id="6"/>
+    </w:p>
+    <w:p>
+      <w:r>
+        <w:t>La cadena propuesta es necesidad, historia, diseño, commit y prueba. Cada nuevo requisito debe indicar origen, prioridad y alcance. Si cambia el proveedor visual, se revisan configuración, errores y casos de IA. Si cambia la forma de calcular caja, se revisan operaciones y casos relacionados, además del manual.</w:t>
+      </w:r>
+    </w:p>
+    <w:p>
+      <w:r>
+        <w:t>Las versiones registran fecha y commit para evitar comparar un resultado antiguo con código diferente. Los estados futuros se mantienen pendientes. No se crean story points, reuniones o métricas históricas ausentes. El detalle nuevo se presenta como refinamiento documental verificable con el equipo.</w:t>
       </w:r>
     </w:p>
     <w:p>
       <w:pPr>
-        <w:pStyle w:val="ListBullet"/>
+        <w:pStyle w:val="Heading1"/>
       </w:pPr>
+      <w:bookmarkStart w:id="7" w:name="h7"/>
       <w:r>
-        <w:t>Existe Product Backlog priorizado.</w:t>
+        <w:t>7 Condiciones para una futura SRS formal</w:t>
+      </w:r>
+      <w:bookmarkEnd w:id="7"/>
+    </w:p>
+    <w:p>
+      <w:r>
+        <w:t>Si se exige ese formato, una especificación debería consolidar propósito, contexto, actores, interfaces, requisitos identificados, reglas, atributos de calidad y verificación. Es posible estructurarla usando referencias de ingeniería de requisitos [R7], pero el cumplimiento completo requeriría revisar el texto normativo y la pauta aplicable. No basta con poner el nombre de una norma en la portada.</w:t>
+      </w:r>
+    </w:p>
+    <w:p>
+      <w:r>
+        <w:t>La consolidación tendría que resolver ambigüedades de permisos, prestaciones por plan, comportamiento offline y pagos externos. También conservaría exclusiones tributarias y diferencias entre implementación y evidencia. Los documentos actuales aportan insumos para esa tarea, sin afirmar que ya exista una SRS certificada.</w:t>
       </w:r>
     </w:p>
     <w:p>
       <w:pPr>
-        <w:pStyle w:val="ListBullet"/>
+        <w:pStyle w:val="Heading1"/>
       </w:pPr>
+      <w:bookmarkStart w:id="8" w:name="h8"/>
       <w:r>
-        <w:t>Existe Sprint Backlog por iteración.</w:t>
+        <w:t>8 Conclusiones</w:t>
+      </w:r>
+      <w:bookmarkEnd w:id="8"/>
+    </w:p>
+    <w:p>
+      <w:r>
+        <w:t>El criterio SRS no aplica según la metodología y la pauta recibida. Localito sí documenta y verifica requisitos a través de sus artefactos. La justificación se limita a la evaluación académica y mantiene abierta la posibilidad de consolidarlos en una especificación formal si se solicita.</w:t>
       </w:r>
     </w:p>
     <w:p>
       <w:pPr>
-        <w:pStyle w:val="ListBullet"/>
+        <w:pStyle w:val="Heading1"/>
       </w:pPr>
+      <w:bookmarkStart w:id="9" w:name="h9"/>
       <w:r>
-        <w:t>Existe Definition of Done y retrospectivas.</w:t>
+        <w:t>9 Referencias y evidencia de la versión</w:t>
+      </w:r>
+      <w:bookmarkEnd w:id="9"/>
+    </w:p>
+    <w:p>
+      <w:r>
+        <w:t>Las referencias externas fundamentan conceptos y organización. La descripción específica de Localito procede del repositorio. Se consultaron fuentes públicas el 03 de octubre de 2026. Las fichas públicas ISO se utilizan para alcance y orientación, sin atribuir acceso al texto normativo completo ni conformidad certificada.</w:t>
+      </w:r>
+    </w:p>
+    <w:p>
+      <w:r>
+        <w:t xml:space="preserve">[R7] ISO IEC IEEE 2018. 29148 Requirements engineering resumen público. </w:t>
+      </w:r>
+      <w:hyperlink r:id="rId11">
+        <w:r>
+          <w:rPr>
+            <w:color w:val="000000"/>
+          </w:rPr>
+          <w:t xml:space="preserve">https://www.iso.org/standard/72089.html</w:t>
+        </w:r>
+      </w:hyperlink>
+    </w:p>
+    <w:p>
+      <w:r>
+        <w:t xml:space="preserve">[P] Equipo Localito. Repositorio LocalitoSaaS. Commit base 05a6f34b749cdc97dd560d91bb9be057a1197fbf. </w:t>
+      </w:r>
+      <w:hyperlink r:id="rId12">
+        <w:r>
+          <w:rPr>
+            <w:color w:val="000000"/>
+          </w:rPr>
+          <w:t xml:space="preserve">https://github.com/CamiloGonzalezSt/LocalitoSaaS/tree/05a6f34b749cdc97dd560d91bb9be057a1197fbf</w:t>
+        </w:r>
+      </w:hyperlink>
+    </w:p>
+    <w:p>
+      <w:r>
+        <w:t>Fuentes internas revisadas: README.md; package.json y manifests de apps; apps/api/src/server.ts, repository.ts y auth.ts; db/schema.sql; apps/web/src/lib/offline.ts y workspaceCache.ts; docs de requisitos, calidad, operación y Scrum. La revisión es documental y estática. No crea resultados de pruebas funcionales, reuniones ni aceptación de usuario.</w:t>
       </w:r>
     </w:p>
     <w:sectPr>
       <w:headerReference w:type="default" r:id="rId9"/>
       <w:footerReference w:type="default" r:id="rId10"/>
       <w:pgSz w:w="12240" w:h="15840"/>
-      <w:pgMar w:top="1134" w:right="1191" w:bottom="1020" w:left="1191" w:header="720" w:footer="720" w:gutter="0"/>
+      <w:pgMar w:top="1195" w:right="1296" w:bottom="1195" w:left="1296" w:header="518" w:footer="518" w:gutter="0"/>
       <w:cols w:space="720"/>
       <w:docGrid w:linePitch="360"/>
     </w:sectPr>
@@ -1059,19 +1181,42 @@
   <w:p>
     <w:pPr>
       <w:pStyle w:val="Footer"/>
-      <w:jc w:val="center"/>
+      <w:jc w:val="right"/>
     </w:pPr>
     <w:r>
       <w:rPr>
-        <w:rFonts w:ascii="Arial" w:hAnsi="Arial"/>
-        <w:color w:val="777777"/>
-        <w:sz w:val="16"/>
-      </w:rPr>
-      <w:t xml:space="preserve">Documento académico y técnico · Actualizado 03-10-2026 · Página </w:t>
+        <w:sz w:val="18"/>
+      </w:rPr>
+      <w:t xml:space="preserve">Página </w:t>
     </w:r>
     <w:r>
+      <w:rPr>
+        <w:sz w:val="18"/>
+      </w:rPr>
       <w:fldChar w:fldCharType="begin"/>
+    </w:r>
+    <w:r>
+      <w:rPr>
+        <w:sz w:val="18"/>
+      </w:rPr>
       <w:instrText xml:space="preserve"> PAGE </w:instrText>
+    </w:r>
+    <w:r>
+      <w:rPr>
+        <w:sz w:val="18"/>
+      </w:rPr>
+      <w:fldChar w:fldCharType="separate"/>
+    </w:r>
+    <w:r>
+      <w:rPr>
+        <w:sz w:val="18"/>
+      </w:rPr>
+      <w:t>1</w:t>
+    </w:r>
+    <w:r>
+      <w:rPr>
+        <w:sz w:val="18"/>
+      </w:rPr>
       <w:fldChar w:fldCharType="end"/>
     </w:r>
   </w:p>
@@ -1082,16 +1227,14 @@
 <w:hdr xmlns:m="http://schemas.openxmlformats.org/officeDocument/2006/math" xmlns:mc="http://schemas.openxmlformats.org/markup-compatibility/2006" xmlns:mo="http://schemas.microsoft.com/office/mac/office/2008/main" xmlns:mv="urn:schemas-microsoft-com:mac:vml" xmlns:o="urn:schemas-microsoft-com:office:office" xmlns:r="http://schemas.openxmlformats.org/officeDocument/2006/relationships" xmlns:v="urn:schemas-microsoft-com:vml" xmlns:w10="urn:schemas-microsoft-com:office:word" xmlns:w14="http://schemas.microsoft.com/office/word/2010/wordml" xmlns:w="http://schemas.openxmlformats.org/wordprocessingml/2006/main" xmlns:wne="http://schemas.microsoft.com/office/word/2006/wordml" xmlns:wp14="http://schemas.microsoft.com/office/word/2010/wordprocessingDrawing" xmlns:wp="http://schemas.openxmlformats.org/drawingml/2006/wordprocessingDrawing" xmlns:wpc="http://schemas.microsoft.com/office/word/2010/wordprocessingCanvas" xmlns:wpg="http://schemas.microsoft.com/office/word/2010/wordprocessingGroup" xmlns:wpi="http://schemas.microsoft.com/office/word/2010/wordprocessingInk" xmlns:wps="http://schemas.microsoft.com/office/word/2010/wordprocessingShape" mc:Ignorable="w14 wp14">
   <w:p>
     <w:pPr>
-      <w:pStyle w:val="Header"/>
-      <w:jc w:val="right"/>
+      <w:spacing w:after="0"/>
     </w:pPr>
     <w:r>
       <w:rPr>
-        <w:rFonts w:ascii="Arial" w:hAnsi="Arial"/>
-        <w:color w:val="6B6B6B"/>
+        <w:color w:val="000000"/>
         <w:sz w:val="16"/>
       </w:rPr>
-      <w:t>LOCALITO  |  Capstone 2026  |  Ingeniería en Informática</w:t>
+      <w:t>LOCALITO   |   Aplicabilidad de SRS y gestión de requisitos</w:t>
     </w:r>
   </w:p>
 </w:hdr>
@@ -1461,12 +1604,13 @@
     <w:qFormat/>
     <w:rsid w:val="00FC693F"/>
     <w:pPr>
-      <w:spacing w:after="100" w:line="259" w:lineRule="auto"/>
+      <w:widowControl/>
+      <w:spacing w:after="140" w:line="274" w:lineRule="auto"/>
     </w:pPr>
     <w:rPr>
-      <w:rFonts w:ascii="Arial" w:hAnsi="Arial"/>
-      <w:color w:val="1F1F1F"/>
-      <w:sz w:val="21"/>
+      <w:rFonts w:ascii="Calibri" w:hAnsi="Calibri"/>
+      <w:color w:val="000000"/>
+      <w:sz w:val="22"/>
     </w:rPr>
   </w:style>
   <w:style w:type="paragraph" w:styleId="Header">
@@ -1524,15 +1668,15 @@
     <w:pPr>
       <w:keepNext/>
       <w:keepLines/>
-      <w:spacing w:before="200" w:after="100"/>
+      <w:spacing w:before="300" w:after="140"/>
       <w:outlineLvl w:val="0"/>
     </w:pPr>
     <w:rPr>
-      <w:rFonts w:asciiTheme="majorHAnsi" w:eastAsiaTheme="majorEastAsia" w:hAnsiTheme="majorHAnsi" w:cstheme="majorBidi" w:ascii="Arial" w:hAnsi="Arial"/>
+      <w:rFonts w:asciiTheme="majorHAnsi" w:eastAsiaTheme="majorEastAsia" w:hAnsiTheme="majorHAnsi" w:cstheme="majorBidi" w:ascii="Calibri" w:hAnsi="Calibri"/>
       <w:b/>
       <w:bCs/>
-      <w:color w:val="17365D"/>
-      <w:sz w:val="32"/>
+      <w:color w:val="000000"/>
+      <w:sz w:val="30"/>
       <w:szCs w:val="28"/>
     </w:rPr>
   </w:style>
@@ -1548,15 +1692,15 @@
     <w:pPr>
       <w:keepNext/>
       <w:keepLines/>
-      <w:spacing w:before="200" w:after="100"/>
+      <w:spacing w:before="200" w:after="140"/>
       <w:outlineLvl w:val="1"/>
     </w:pPr>
     <w:rPr>
-      <w:rFonts w:asciiTheme="majorHAnsi" w:eastAsiaTheme="majorEastAsia" w:hAnsiTheme="majorHAnsi" w:cstheme="majorBidi" w:ascii="Arial" w:hAnsi="Arial"/>
+      <w:rFonts w:asciiTheme="majorHAnsi" w:eastAsiaTheme="majorEastAsia" w:hAnsiTheme="majorHAnsi" w:cstheme="majorBidi" w:ascii="Calibri" w:hAnsi="Calibri"/>
       <w:b/>
       <w:bCs/>
-      <w:color w:val="2F5597"/>
-      <w:sz w:val="26"/>
+      <w:color w:val="000000"/>
+      <w:sz w:val="24"/>
       <w:szCs w:val="26"/>
     </w:rPr>
   </w:style>
@@ -1572,15 +1716,15 @@
     <w:pPr>
       <w:keepNext/>
       <w:keepLines/>
-      <w:spacing w:before="200" w:after="100"/>
+      <w:spacing w:before="200" w:after="140"/>
       <w:outlineLvl w:val="2"/>
     </w:pPr>
     <w:rPr>
-      <w:rFonts w:asciiTheme="majorHAnsi" w:eastAsiaTheme="majorEastAsia" w:hAnsiTheme="majorHAnsi" w:cstheme="majorBidi" w:ascii="Arial" w:hAnsi="Arial"/>
+      <w:rFonts w:asciiTheme="majorHAnsi" w:eastAsiaTheme="majorEastAsia" w:hAnsiTheme="majorHAnsi" w:cstheme="majorBidi" w:ascii="Calibri" w:hAnsi="Calibri"/>
       <w:b/>
       <w:bCs/>
-      <w:color w:val="2F5597"/>
-      <w:sz w:val="23"/>
+      <w:color w:val="000000"/>
+      <w:sz w:val="22"/>
     </w:rPr>
   </w:style>
   <w:style w:type="paragraph" w:styleId="Heading4">
@@ -1811,19 +1955,17 @@
     <w:qFormat/>
     <w:rsid w:val="00FC693F"/>
     <w:pPr>
-      <w:pBdr>
-        <w:bottom w:val="single" w:sz="8" w:space="4" w:color="4F81BD" w:themeColor="accent1"/>
-      </w:pBdr>
-      <w:spacing w:after="100" w:line="240" w:lineRule="auto" w:before="0"/>
+      <w:keepNext/>
+      <w:spacing w:after="140" w:line="240" w:lineRule="auto" w:before="200"/>
       <w:contextualSpacing/>
     </w:pPr>
     <w:rPr>
-      <w:rFonts w:asciiTheme="majorHAnsi" w:eastAsiaTheme="majorEastAsia" w:hAnsiTheme="majorHAnsi" w:cstheme="majorBidi" w:ascii="Arial" w:hAnsi="Arial"/>
+      <w:rFonts w:asciiTheme="majorHAnsi" w:eastAsiaTheme="majorEastAsia" w:hAnsiTheme="majorHAnsi" w:cstheme="majorBidi" w:ascii="Calibri" w:hAnsi="Calibri"/>
       <w:b/>
-      <w:color w:val="17365D"/>
+      <w:color w:val="000000"/>
       <w:spacing w:val="5"/>
       <w:kern w:val="28"/>
-      <w:sz w:val="48"/>
+      <w:sz w:val="52"/>
       <w:szCs w:val="52"/>
     </w:rPr>
   </w:style>
@@ -1851,15 +1993,18 @@
     <w:qFormat/>
     <w:rsid w:val="00FC693F"/>
     <w:pPr>
+      <w:keepNext/>
       <w:numPr>
         <w:ilvl w:val="1"/>
       </w:numPr>
+      <w:spacing w:before="200" w:after="140"/>
     </w:pPr>
     <w:rPr>
-      <w:rFonts w:asciiTheme="majorHAnsi" w:eastAsiaTheme="majorEastAsia" w:hAnsiTheme="majorHAnsi" w:cstheme="majorBidi"/>
+      <w:rFonts w:asciiTheme="majorHAnsi" w:eastAsiaTheme="majorEastAsia" w:hAnsiTheme="majorHAnsi" w:cstheme="majorBidi" w:ascii="Calibri" w:hAnsi="Calibri"/>
+      <w:b w:val="0"/>
       <w:i/>
       <w:iCs/>
-      <w:color w:val="4F81BD" w:themeColor="accent1"/>
+      <w:color w:val="000000"/>
       <w:spacing w:val="15"/>
       <w:sz w:val="24"/>
       <w:szCs w:val="24"/>
@@ -2261,10 +2406,11 @@
       <w:spacing w:line="240" w:lineRule="auto"/>
     </w:pPr>
     <w:rPr>
+      <w:rFonts w:ascii="Calibri" w:hAnsi="Calibri"/>
       <w:b/>
       <w:bCs/>
-      <w:color w:val="4F81BD" w:themeColor="accent1"/>
-      <w:sz w:val="18"/>
+      <w:color w:val="000000"/>
+      <w:sz w:val="19"/>
       <w:szCs w:val="18"/>
     </w:rPr>
   </w:style>
@@ -2299,9 +2445,6 @@
     <w:qFormat/>
     <w:rsid w:val="00FC693F"/>
     <w:pPr>
-      <w:pBdr>
-        <w:bottom w:val="single" w:sz="4" w:space="4" w:color="4F81BD" w:themeColor="accent1"/>
-      </w:pBdr>
       <w:spacing w:before="200" w:after="280"/>
       <w:ind w:left="936" w:right="936"/>
     </w:pPr>
@@ -13153,14 +13296,44 @@
       </w:tcPr>
     </w:tblStylePr>
   </w:style>
-  <w:style w:type="paragraph" w:customStyle="1" w:styleId="CodeBlock">
-    <w:name w:val="Code Block"/>
-    <w:pPr>
-      <w:spacing w:after="0"/>
-      <w:ind w:left="142" w:right="142"/>
+  <w:style w:type="paragraph" w:customStyle="1" w:styleId="TOC1">
+    <w:name w:val="TOC 1"/>
+    <w:pPr>
+      <w:tabs>
+        <w:tab w:pos="9648" w:val="right" w:leader="dot"/>
+      </w:tabs>
+      <w:spacing w:after="100" w:line="254" w:lineRule="auto"/>
+      <w:ind w:left="0"/>
     </w:pPr>
     <w:rPr>
-      <w:rFonts w:ascii="Consolas" w:hAnsi="Consolas"/>
+      <w:rFonts w:ascii="Calibri" w:hAnsi="Calibri"/>
+      <w:color w:val="000000"/>
+      <w:sz w:val="21"/>
+    </w:rPr>
+  </w:style>
+  <w:style w:type="paragraph" w:customStyle="1" w:styleId="TOC2">
+    <w:name w:val="TOC 2"/>
+    <w:pPr>
+      <w:tabs>
+        <w:tab w:pos="9648" w:val="right" w:leader="dot"/>
+      </w:tabs>
+      <w:spacing w:after="100" w:line="254" w:lineRule="auto"/>
+      <w:ind w:left="274"/>
+    </w:pPr>
+    <w:rPr>
+      <w:rFonts w:ascii="Calibri" w:hAnsi="Calibri"/>
+      <w:color w:val="000000"/>
+      <w:sz w:val="21"/>
+    </w:rPr>
+  </w:style>
+  <w:style w:type="paragraph" w:customStyle="1" w:styleId="Code">
+    <w:name w:val="Code"/>
+    <w:pPr>
+      <w:widowControl/>
+      <w:spacing w:line="252" w:lineRule="auto" w:after="40" w:before="0"/>
+    </w:pPr>
+    <w:rPr>
+      <w:rFonts w:ascii="DejaVu Sans Mono" w:hAnsi="DejaVu Sans Mono"/>
       <w:sz w:val="17"/>
     </w:rPr>
   </w:style>

--- a/entregables/evaluacion_profesor/SRS_No_Aplica_Localito.docx
+++ b/entregables/evaluacion_profesor/SRS_No_Aplica_Localito.docx
@@ -65,9 +65,9 @@
     </w:p>
     <w:p>
       <w:r>
-        <w:t>Versión documental revisada</w:t>
+        <w:t>Revisión documental 04 de octubre de 2026</w:t>
         <w:br/>
-        <w:t>Corte del proyecto 03 de octubre de 2026</w:t>
+        <w:t>Estados de Scrum al 03 de octubre de 2026</w:t>
       </w:r>
     </w:p>
     <w:p>
@@ -326,7 +326,7 @@
           <w:rPr>
             <w:color w:val="000000"/>
           </w:rPr>
-          <w:t xml:space="preserve">8 Conclusiones</w:t>
+          <w:t xml:space="preserve">8 Evidencias relacionadas con esta versión</w:t>
         </w:r>
       </w:hyperlink>
       <w:r>
@@ -357,7 +357,7 @@
           <w:rPr>
             <w:color w:val="000000"/>
           </w:rPr>
-          <w:t xml:space="preserve">9 Referencias y evidencia de la versión</w:t>
+          <w:t xml:space="preserve">9 Conclusiones</w:t>
         </w:r>
       </w:hyperlink>
       <w:r>
@@ -368,6 +368,37 @@
       </w:r>
       <w:r>
         <w:instrText xml:space="preserve"> PAGEREF h9 \h </w:instrText>
+      </w:r>
+      <w:r>
+        <w:fldChar w:fldCharType="separate"/>
+      </w:r>
+      <w:r>
+        <w:t>5</w:t>
+      </w:r>
+      <w:r>
+        <w:fldChar w:fldCharType="end"/>
+      </w:r>
+    </w:p>
+    <w:p>
+      <w:pPr>
+        <w:pStyle w:val="TOC1"/>
+      </w:pPr>
+      <w:hyperlink w:anchor="h10">
+        <w:r>
+          <w:rPr>
+            <w:color w:val="000000"/>
+          </w:rPr>
+          <w:t xml:space="preserve">10 Referencias</w:t>
+        </w:r>
+      </w:hyperlink>
+      <w:r>
+        <w:tab/>
+      </w:r>
+      <w:r>
+        <w:fldChar w:fldCharType="begin"/>
+      </w:r>
+      <w:r>
+        <w:instrText xml:space="preserve"> PAGEREF h10 \h </w:instrText>
       </w:r>
       <w:r>
         <w:fldChar w:fldCharType="separate"/>
@@ -399,7 +430,7 @@
     </w:p>
     <w:p>
       <w:r>
-        <w:t>La pauta recibida establece que la SRS formal aplica a equipos que declaran metodología Cascada. Localito declara Scrum, por lo que este documento registra la no aplicabilidad de ese criterio específico y explica dónde se documentan los requisitos. Esa resolución académica no elimina la ingeniería de requisitos ni implica que Scrum prohíba una SRS.</w:t>
+        <w:t>La documentación del repositorio interpreta que el criterio SRS de la pauta aplica a equipos que declaran metodología Cascada. Localito declara Scrum, por lo que este documento registra la no aplicabilidad de ese criterio específico y explica dónde se documentan los requisitos. Esa resolución académica no elimina la ingeniería de requisitos ni implica que Scrum prohíba una SRS.</w:t>
       </w:r>
     </w:p>
     <w:p>
@@ -419,12 +450,12 @@
     </w:p>
     <w:p>
       <w:r>
-        <w:t>La captura de la pauta enumera documentos detectables y condiciona Product Vision, backlogs, DoD, retrospectivas y SRS a la metodología. Para Localito, la justificación consiste en responder a ese criterio sin inventar una obligación adicional. La captura no establece que todos los equipos deban entregar una SRS extensa independientemente de su enfoque.</w:t>
+        <w:t>El checklist del repositorio enumera documentos y relaciona su aplicabilidad con la metodología declarada. Para Localito, la justificación consiste en responder a ese criterio sin inventar una obligación adicional. La versión oficial íntegra de la pauta debe confirmar esta interpretación antes de la entrega definitiva.</w:t>
       </w:r>
     </w:p>
     <w:p>
       <w:r>
-        <w:t>ISO/IEC/IEEE 29148 trata procesos e información de requisitos y se declara aplicable con independencia de metodología [R7]. Por eso es incorrecto afirmar que una especificación sería incompatible con Scrum. Si el profesor solicita posteriormente una SRS, puede construirse a partir de los mismos requisitos, sin reemplazar la gestión incremental.</w:t>
+        <w:t>ISO/IEC/IEEE 29148 trata procesos e información de requisitos y se declara aplicable con independencia de metodología (ISO et al., 2018). Por eso es incorrecto afirmar que una especificación sería incompatible con Scrum. Si el profesor solicita posteriormente una SRS, puede construirse a partir de los mismos requisitos, sin reemplazar la gestión incremental.</w:t>
       </w:r>
     </w:p>
     <w:p>
@@ -1095,7 +1126,7 @@
     </w:p>
     <w:p>
       <w:r>
-        <w:t>Si se exige ese formato, una especificación debería consolidar propósito, contexto, actores, interfaces, requisitos identificados, reglas, atributos de calidad y verificación. Es posible estructurarla usando referencias de ingeniería de requisitos [R7], pero el cumplimiento completo requeriría revisar el texto normativo y la pauta aplicable. No basta con poner el nombre de una norma en la portada.</w:t>
+        <w:t>Si se exige ese formato, una especificación debería consolidar propósito, contexto, actores, interfaces, requisitos identificados, reglas, atributos de calidad y verificación. Es posible estructurarla usando referencias de ingeniería de requisitos (ISO et al., 2018), pero el cumplimiento completo requeriría revisar el texto normativo y la pauta aplicable. No basta con poner el nombre de una norma en la portada.</w:t>
       </w:r>
     </w:p>
     <w:p>
@@ -1109,13 +1140,13 @@
       </w:pPr>
       <w:bookmarkStart w:id="8" w:name="h8"/>
       <w:r>
-        <w:t>8 Conclusiones</w:t>
+        <w:t>8 Evidencias relacionadas con esta versión</w:t>
       </w:r>
       <w:bookmarkEnd w:id="8"/>
     </w:p>
     <w:p>
       <w:r>
-        <w:t>El criterio SRS no aplica según la metodología y la pauta recibida. Localito sí documenta y verifica requisitos a través de sus artefactos. La justificación se limita a la evaluación académica y mantiene abierta la posibilidad de consolidarlos en una especificación formal si se solicita.</w:t>
+        <w:t>El Informe Académico conecta objetivos, método, antecedentes y resultados. La Matriz de Trazabilidad identifica requisitos e historias asociados a la implementación. El Informe de Verificación conserva las ejecuciones del 04 de octubre de 2026 y distingue su alcance local de la aceptación en PostgreSQL y con usuarios. Control de Entrega reúne la cobertura de los 17 artefactos y los pendientes de cierre.</w:t>
       </w:r>
     </w:p>
     <w:p>
@@ -1124,20 +1155,74 @@
       </w:pPr>
       <w:bookmarkStart w:id="9" w:name="h9"/>
       <w:r>
-        <w:t>9 Referencias y evidencia de la versión</w:t>
+        <w:t>9 Conclusiones</w:t>
       </w:r>
       <w:bookmarkEnd w:id="9"/>
     </w:p>
     <w:p>
       <w:r>
-        <w:t>Las referencias externas fundamentan conceptos y organización. La descripción específica de Localito procede del repositorio. Se consultaron fuentes públicas el 03 de octubre de 2026. Las fichas públicas ISO se utilizan para alcance y orientación, sin atribuir acceso al texto normativo completo ni conformidad certificada.</w:t>
+        <w:t>El repositorio registra la no aplicabilidad del criterio SRS según su interpretación de la pauta. Localito sí documenta y verifica requisitos a través de sus artefactos. La justificación se limita a la evaluación académica y mantiene abierta la posibilidad de consolidarlos en una especificación formal si se solicita.</w:t>
       </w:r>
     </w:p>
     <w:p>
+      <w:pPr>
+        <w:pStyle w:val="Heading1"/>
+      </w:pPr>
+      <w:bookmarkStart w:id="10" w:name="h10"/>
       <w:r>
-        <w:t xml:space="preserve">[R7] ISO IEC IEEE 2018. 29148 Requirements engineering resumen público. </w:t>
+        <w:t>10 Referencias</w:t>
+      </w:r>
+      <w:bookmarkEnd w:id="10"/>
+    </w:p>
+    <w:p>
+      <w:r>
+        <w:t>La evidencia del proyecto corresponde a la revisión versionada del repositorio (Equipo Localito, 2026). Las normas se consultaron mediante sus resúmenes públicos; no se declara certificación. Las fuentes web fueron consultadas durante esta revisión, del 03 al 04 de octubre de 2026.</w:t>
+      </w:r>
+    </w:p>
+    <w:p>
+      <w:pPr>
+        <w:keepLines/>
+        <w:ind w:left="432" w:hanging="432"/>
+      </w:pPr>
+      <w:r>
+        <w:t xml:space="preserve">Equipo Localito (2026). </w:t>
+      </w:r>
+      <w:r>
+        <w:rPr>
+          <w:i/>
+        </w:rPr>
+        <w:t>LocalitoSaaS [Código y documentación, commit ddb9956cf35cfb2035f62528299fd6bb2c9b7d5c]</w:t>
+      </w:r>
+      <w:r>
+        <w:t xml:space="preserve">. </w:t>
       </w:r>
       <w:hyperlink r:id="rId11">
+        <w:r>
+          <w:rPr>
+            <w:color w:val="000000"/>
+          </w:rPr>
+          <w:t xml:space="preserve">https://github.com/CamiloGonzalezSt/LocalitoSaaS/tree/ddb9956cf35cfb2035f62528299fd6bb2c9b7d5c</w:t>
+        </w:r>
+      </w:hyperlink>
+    </w:p>
+    <w:p>
+      <w:pPr>
+        <w:keepLines/>
+        <w:ind w:left="432" w:hanging="432"/>
+      </w:pPr>
+      <w:r>
+        <w:t xml:space="preserve">ISO, IEC e IEEE (2018). </w:t>
+      </w:r>
+      <w:r>
+        <w:rPr>
+          <w:i/>
+        </w:rPr>
+        <w:t>29148 Requirements engineering resumen público</w:t>
+      </w:r>
+      <w:r>
+        <w:t xml:space="preserve">. </w:t>
+      </w:r>
+      <w:hyperlink r:id="rId12">
         <w:r>
           <w:rPr>
             <w:color w:val="000000"/>
@@ -1145,24 +1230,6 @@
           <w:t xml:space="preserve">https://www.iso.org/standard/72089.html</w:t>
         </w:r>
       </w:hyperlink>
-    </w:p>
-    <w:p>
-      <w:r>
-        <w:t xml:space="preserve">[P] Equipo Localito. Repositorio LocalitoSaaS. Commit base 05a6f34b749cdc97dd560d91bb9be057a1197fbf. </w:t>
-      </w:r>
-      <w:hyperlink r:id="rId12">
-        <w:r>
-          <w:rPr>
-            <w:color w:val="000000"/>
-          </w:rPr>
-          <w:t xml:space="preserve">https://github.com/CamiloGonzalezSt/LocalitoSaaS/tree/05a6f34b749cdc97dd560d91bb9be057a1197fbf</w:t>
-        </w:r>
-      </w:hyperlink>
-    </w:p>
-    <w:p>
-      <w:r>
-        <w:t>Fuentes internas revisadas: README.md; package.json y manifests de apps; apps/api/src/server.ts, repository.ts y auth.ts; db/schema.sql; apps/web/src/lib/offline.ts y workspaceCache.ts; docs de requisitos, calidad, operación y Scrum. La revisión es documental y estática. No crea resultados de pruebas funcionales, reuniones ni aceptación de usuario.</w:t>
-      </w:r>
     </w:p>
     <w:sectPr>
       <w:headerReference w:type="default" r:id="rId9"/>
